--- a/writing/piece1_final.docx
+++ b/writing/piece1_final.docx
@@ -1864,7 +1864,7 @@
           <w:rPr>
             <w:rStyle w:val="Hyperlink"/>
           </w:rPr>
-          <w:t xml:space="preserve">Analytical Governance — Self-Assessment Audit</w:t>
+          <w:t xml:space="preserve">Analytical Governance — Self-Assessment Tool</w:t>
         </w:r>
       </w:hyperlink>
     </w:p>
